--- a/doc/05_MySQL8.0資料庫安裝與設定v2.docx
+++ b/doc/05_MySQL8.0資料庫安裝與設定v2.docx
@@ -2442,7 +2442,7 @@
         <w:pStyle w:val="tony-f1"/>
         <w:jc w:val="left"/>
         <w:rPr>
-          <w:rFonts w:eastAsiaTheme="minorEastAsia" w:hint="eastAsia"/>
+          <w:rFonts w:eastAsiaTheme="minorEastAsia"/>
         </w:rPr>
       </w:pPr>
       <w:r>
@@ -2595,7 +2595,7 @@
         <w:pStyle w:val="tony-f1"/>
         <w:jc w:val="left"/>
         <w:rPr>
-          <w:rFonts w:eastAsiaTheme="minorEastAsia" w:hint="eastAsia"/>
+          <w:rFonts w:eastAsiaTheme="minorEastAsia"/>
         </w:rPr>
       </w:pPr>
       <w:r>
@@ -2616,7 +2616,7 @@
         <w:pStyle w:val="tony-f1"/>
         <w:jc w:val="left"/>
         <w:rPr>
-          <w:rFonts w:eastAsiaTheme="minorEastAsia" w:hint="eastAsia"/>
+          <w:rFonts w:eastAsiaTheme="minorEastAsia"/>
         </w:rPr>
       </w:pPr>
     </w:p>
@@ -6165,7 +6165,23 @@
           <w:kern w:val="0"/>
           <w:szCs w:val="24"/>
         </w:rPr>
-        <w:t>、不要用ftp傳案改直接下載：修改wp-config.php</w:t>
+        <w:t>、不要用ftp傳</w:t>
+      </w:r>
+      <w:r>
+        <w:rPr>
+          <w:rFonts w:ascii="新細明體" w:eastAsia="新細明體" w:hAnsi="新細明體" w:cs="新細明體" w:hint="eastAsia"/>
+          <w:kern w:val="0"/>
+          <w:szCs w:val="24"/>
+        </w:rPr>
+        <w:t>檔</w:t>
+      </w:r>
+      <w:r>
+        <w:rPr>
+          <w:rFonts w:ascii="新細明體" w:eastAsia="新細明體" w:hAnsi="新細明體" w:cs="新細明體"/>
+          <w:kern w:val="0"/>
+          <w:szCs w:val="24"/>
+        </w:rPr>
+        <w:t>案改直接下載：修改wp-config.php</w:t>
       </w:r>
       <w:r>
         <w:rPr>
